--- a/Bài tổng hợp.docx
+++ b/Bài tổng hợp.docx
@@ -347,7 +347,6 @@
       <w:pPr>
         <w:rPr>
           <w:rFonts w:asciiTheme="majorHAnsi" w:hAnsiTheme="majorHAnsi"/>
-          <w:lang w:val="en-US"/>
         </w:rPr>
       </w:pPr>
       <w:r>
@@ -524,7 +523,6 @@
                 <w:rFonts w:asciiTheme="majorHAnsi" w:hAnsiTheme="majorHAnsi"/>
                 <w:sz w:val="21"/>
                 <w:szCs w:val="21"/>
-                <w:lang w:val="en-US"/>
               </w:rPr>
             </w:pPr>
             <w:r>
@@ -532,7 +530,6 @@
                 <w:rFonts w:asciiTheme="majorHAnsi" w:hAnsiTheme="majorHAnsi"/>
                 <w:sz w:val="21"/>
                 <w:szCs w:val="21"/>
-                <w:lang w:val="en-US"/>
               </w:rPr>
               <w:lastRenderedPageBreak/>
               <w:t>Đổi điểm lấy mã giảm giá</w:t>
@@ -580,7 +577,6 @@
                 <w:rFonts w:asciiTheme="majorHAnsi" w:hAnsiTheme="majorHAnsi"/>
                 <w:sz w:val="21"/>
                 <w:szCs w:val="21"/>
-                <w:lang w:val="en-US"/>
               </w:rPr>
             </w:pPr>
             <w:r>
@@ -588,7 +584,6 @@
                 <w:rFonts w:asciiTheme="majorHAnsi" w:hAnsiTheme="majorHAnsi"/>
                 <w:sz w:val="21"/>
                 <w:szCs w:val="21"/>
-                <w:lang w:val="en-US"/>
               </w:rPr>
               <w:t>Xem lịch sử tích / đổi điểm</w:t>
             </w:r>
@@ -635,7 +630,6 @@
                 <w:rFonts w:asciiTheme="majorHAnsi" w:hAnsiTheme="majorHAnsi"/>
                 <w:sz w:val="21"/>
                 <w:szCs w:val="21"/>
-                <w:lang w:val="en-US"/>
               </w:rPr>
             </w:pPr>
             <w:r>
@@ -643,7 +637,6 @@
                 <w:rFonts w:asciiTheme="majorHAnsi" w:hAnsiTheme="majorHAnsi"/>
                 <w:sz w:val="21"/>
                 <w:szCs w:val="21"/>
-                <w:lang w:val="en-US"/>
               </w:rPr>
               <w:t>Thông báo điểm sắp hết hạn</w:t>
             </w:r>
@@ -690,7 +683,6 @@
                 <w:rFonts w:asciiTheme="majorHAnsi" w:hAnsiTheme="majorHAnsi"/>
                 <w:sz w:val="21"/>
                 <w:szCs w:val="21"/>
-                <w:lang w:val="en-US"/>
               </w:rPr>
             </w:pPr>
             <w:r>
@@ -698,7 +690,6 @@
                 <w:rFonts w:asciiTheme="majorHAnsi" w:hAnsiTheme="majorHAnsi"/>
                 <w:sz w:val="21"/>
                 <w:szCs w:val="21"/>
-                <w:lang w:val="en-US"/>
               </w:rPr>
               <w:t>Thu hồi điểm khi đơn bị hủy</w:t>
             </w:r>
@@ -829,7 +820,6 @@
       <w:pPr>
         <w:rPr>
           <w:rFonts w:asciiTheme="majorHAnsi" w:hAnsiTheme="majorHAnsi"/>
-          <w:lang w:val="en-US"/>
         </w:rPr>
       </w:pPr>
       <w:r>
@@ -1072,14 +1062,7 @@
           <w:rFonts w:asciiTheme="majorHAnsi" w:hAnsiTheme="majorHAnsi"/>
           <w:lang w:val="en-US"/>
         </w:rPr>
-        <w:t xml:space="preserve">When: Bấm vào nút </w:t>
-      </w:r>
-      <w:r>
-        <w:rPr>
-          <w:rFonts w:asciiTheme="majorHAnsi" w:hAnsiTheme="majorHAnsi"/>
-          <w:lang w:val="en-US"/>
-        </w:rPr>
-        <w:t>thanh toán</w:t>
+        <w:t>When: Bấm vào nút thanh toán</w:t>
       </w:r>
     </w:p>
     <w:p>
@@ -1099,14 +1082,83 @@
           <w:rFonts w:asciiTheme="majorHAnsi" w:hAnsiTheme="majorHAnsi"/>
           <w:lang w:val="en-US"/>
         </w:rPr>
-        <w:t xml:space="preserve">Then: Thông báo </w:t>
-      </w:r>
-      <w:r>
-        <w:rPr>
-          <w:rFonts w:asciiTheme="majorHAnsi" w:hAnsiTheme="majorHAnsi"/>
-          <w:lang w:val="en-US"/>
-        </w:rPr>
-        <w:t>lỗi thanh toán và khong quy đổi được điểm</w:t>
+        <w:t>Then: Thông báo lỗi thanh toán và khong quy đổi được điểm</w:t>
+      </w:r>
+    </w:p>
+    <w:p>
+      <w:pPr>
+        <w:pStyle w:val="oancuaDanhsach"/>
+        <w:numPr>
+          <w:ilvl w:val="0"/>
+          <w:numId w:val="5"/>
+        </w:numPr>
+        <w:rPr>
+          <w:rFonts w:asciiTheme="majorHAnsi" w:hAnsiTheme="majorHAnsi"/>
+          <w:lang w:val="en-US"/>
+        </w:rPr>
+      </w:pPr>
+      <w:r>
+        <w:rPr>
+          <w:rFonts w:asciiTheme="majorHAnsi" w:hAnsiTheme="majorHAnsi"/>
+        </w:rPr>
+        <w:t xml:space="preserve">Scenario: Thu hồi điểm khi đơn hàng bị hủy </w:t>
+      </w:r>
+    </w:p>
+    <w:p>
+      <w:pPr>
+        <w:pStyle w:val="oancuaDanhsach"/>
+        <w:numPr>
+          <w:ilvl w:val="1"/>
+          <w:numId w:val="5"/>
+        </w:numPr>
+        <w:rPr>
+          <w:rFonts w:asciiTheme="majorHAnsi" w:hAnsiTheme="majorHAnsi"/>
+          <w:lang w:val="en-US"/>
+        </w:rPr>
+      </w:pPr>
+      <w:r>
+        <w:rPr>
+          <w:rFonts w:asciiTheme="majorHAnsi" w:hAnsiTheme="majorHAnsi"/>
+        </w:rPr>
+        <w:t xml:space="preserve">Given: Đơn hàng đã được tích điểm thành công trước đó </w:t>
+      </w:r>
+    </w:p>
+    <w:p>
+      <w:pPr>
+        <w:pStyle w:val="oancuaDanhsach"/>
+        <w:numPr>
+          <w:ilvl w:val="1"/>
+          <w:numId w:val="5"/>
+        </w:numPr>
+        <w:rPr>
+          <w:rFonts w:asciiTheme="majorHAnsi" w:hAnsiTheme="majorHAnsi"/>
+          <w:lang w:val="en-US"/>
+        </w:rPr>
+      </w:pPr>
+      <w:r>
+        <w:rPr>
+          <w:rFonts w:asciiTheme="majorHAnsi" w:hAnsiTheme="majorHAnsi"/>
+        </w:rPr>
+        <w:t xml:space="preserve">When: Đơn hàng chuyển sang trạng thái bị hủy hoặc hoàn tiền </w:t>
+      </w:r>
+    </w:p>
+    <w:p>
+      <w:pPr>
+        <w:pStyle w:val="oancuaDanhsach"/>
+        <w:numPr>
+          <w:ilvl w:val="1"/>
+          <w:numId w:val="5"/>
+        </w:numPr>
+        <w:rPr>
+          <w:rFonts w:asciiTheme="majorHAnsi" w:hAnsiTheme="majorHAnsi"/>
+          <w:lang w:val="en-US"/>
+        </w:rPr>
+      </w:pPr>
+      <w:r>
+        <w:rPr>
+          <w:rFonts w:asciiTheme="majorHAnsi" w:hAnsiTheme="majorHAnsi"/>
+        </w:rPr>
+        <w:t>Then: Hệ thống tự động thu hồi và trừ lại số điểm đã tích tương ứng</w:t>
       </w:r>
     </w:p>
     <w:p>
@@ -1140,6 +1192,7 @@
           <w:rFonts w:asciiTheme="majorHAnsi" w:hAnsiTheme="majorHAnsi"/>
           <w:lang w:val="en-US"/>
         </w:rPr>
+        <w:lastRenderedPageBreak/>
         <w:t>Đảm bảo coding convention phải tuân thủ (Clean code)</w:t>
       </w:r>
     </w:p>
@@ -1200,7 +1253,6 @@
           <w:rFonts w:asciiTheme="majorHAnsi" w:hAnsiTheme="majorHAnsi"/>
           <w:lang w:val="en-US"/>
         </w:rPr>
-        <w:lastRenderedPageBreak/>
         <w:t xml:space="preserve">Tài liệu API Document phải được phát hành </w:t>
       </w:r>
       <w:r>
@@ -1235,11 +1287,6 @@
       </w:r>
     </w:p>
     <w:p>
-      <w:pPr>
-        <w:rPr>
-          <w:lang w:val="en-US"/>
-        </w:rPr>
-      </w:pPr>
       <w:r>
         <w:t>Quy trình Scrum bạn thiết kế ở Phần A sẽ tiếp nhận yêu cầu thay đổi này như thế nào mà không phá vỡ Sprint hiện tại.</w:t>
       </w:r>
@@ -1253,13 +1300,11 @@
         </w:numPr>
         <w:rPr>
           <w:rFonts w:asciiTheme="majorHAnsi" w:hAnsiTheme="majorHAnsi"/>
-          <w:lang w:val="en-US"/>
-        </w:rPr>
-      </w:pPr>
-      <w:r>
-        <w:rPr>
-          <w:rFonts w:asciiTheme="majorHAnsi" w:hAnsiTheme="majorHAnsi"/>
-          <w:lang w:val="en-US"/>
+        </w:rPr>
+      </w:pPr>
+      <w:r>
+        <w:rPr>
+          <w:rFonts w:asciiTheme="majorHAnsi" w:hAnsiTheme="majorHAnsi"/>
         </w:rPr>
         <w:t>Thay đổi mệnh giá tiền (Detail chi tiết cho đặc tả về chức năng)</w:t>
       </w:r>
@@ -1380,13 +1425,7 @@
         <w:rPr>
           <w:rFonts w:asciiTheme="majorHAnsi" w:hAnsiTheme="majorHAnsi"/>
         </w:rPr>
-        <w:t xml:space="preserve">- </w:t>
-      </w:r>
-      <w:r>
-        <w:rPr>
-          <w:rFonts w:asciiTheme="majorHAnsi" w:hAnsiTheme="majorHAnsi"/>
-        </w:rPr>
-        <w:t>Definition of Done: Không thay đổi gì vì đây là tiêu chuẩn kỹ thuật chung cho toàn dự án.</w:t>
+        <w:t>- Definition of Done: Không thay đổi gì vì đây là tiêu chuẩn kỹ thuật chung cho toàn dự án.</w:t>
       </w:r>
     </w:p>
     <w:p>
@@ -1430,6 +1469,118 @@
 <file path=word/numbering.xml><?xml version="1.0" encoding="utf-8"?>
 <w:numbering xmlns:wpc="http://schemas.microsoft.com/office/word/2010/wordprocessingCanvas" xmlns:cx="http://schemas.microsoft.com/office/drawing/2014/chartex" xmlns:cx1="http://schemas.microsoft.com/office/drawing/2015/9/8/chartex" xmlns:cx2="http://schemas.microsoft.com/office/drawing/2015/10/21/chartex" xmlns:cx3="http://schemas.microsoft.com/office/drawing/2016/5/9/chartex" xmlns:cx4="http://schemas.microsoft.com/office/drawing/2016/5/10/chartex" xmlns:cx5="http://schemas.microsoft.com/office/drawing/2016/5/11/chartex" xmlns:cx6="http://schemas.microsoft.com/office/drawing/2016/5/12/chartex" xmlns:cx7="http://schemas.microsoft.com/office/drawing/2016/5/13/chartex" xmlns:cx8="http://schemas.microsoft.com/office/drawing/2016/5/14/chartex" xmlns:mc="http://schemas.openxmlformats.org/markup-compatibility/2006" xmlns:aink="http://schemas.microsoft.com/office/drawing/2016/ink" xmlns:am3d="http://schemas.microsoft.com/office/drawing/2017/model3d" xmlns:o="urn:schemas-microsoft-com:office:office" xmlns:oel="http://schemas.microsoft.com/office/2019/extlst" xmlns:r="http://schemas.openxmlformats.org/officeDocument/2006/relationships" xmlns:m="http://schemas.openxmlformats.org/officeDocument/2006/math" xmlns:v="urn:schemas-microsoft-com:vml" xmlns:wp14="http://schemas.microsoft.com/office/word/2010/wordprocessingDrawing" xmlns:wp="http://schemas.openxmlformats.org/drawingml/2006/wordprocessingDrawing" xmlns:w10="urn:schemas-microsoft-com:office:word" xmlns:w="http://schemas.openxmlformats.org/wordprocessingml/2006/main" xmlns:w14="http://schemas.microsoft.com/office/word/2010/wordml" xmlns:w15="http://schemas.microsoft.com/office/word/2012/wordml" xmlns:w16cex="http://schemas.microsoft.com/office/word/2018/wordml/cex" xmlns:w16cid="http://schemas.microsoft.com/office/word/2016/wordml/cid" xmlns:w16="http://schemas.microsoft.com/office/word/2018/wordml" xmlns:w16du="http://schemas.microsoft.com/office/word/2023/wordml/word16du" xmlns:w16sdtdh="http://schemas.microsoft.com/office/word/2020/wordml/sdtdatahash" xmlns:w16sdtfl="http://schemas.microsoft.com/office/word/2024/wordml/sdtformatlock" xmlns:w16se="http://schemas.microsoft.com/office/word/2015/wordml/symex" xmlns:wpg="http://schemas.microsoft.com/office/word/2010/wordprocessingGroup" xmlns:wpi="http://schemas.microsoft.com/office/word/2010/wordprocessingInk" xmlns:wne="http://schemas.microsoft.com/office/word/2006/wordml" xmlns:wps="http://schemas.microsoft.com/office/word/2010/wordprocessingShape" mc:Ignorable="w14 w15 w16se w16cid w16 w16cex w16sdtdh w16sdtfl w16du wp14">
   <w:abstractNum w:abstractNumId="0" w15:restartNumberingAfterBreak="0">
+    <w:nsid w:val="2BD67C3F"/>
+    <w:multiLevelType w:val="hybridMultilevel"/>
+    <w:tmpl w:val="9DBA6364"/>
+    <w:lvl w:ilvl="0" w:tplc="54AEED6C">
+      <w:numFmt w:val="bullet"/>
+      <w:lvlText w:val="-"/>
+      <w:lvlJc w:val="left"/>
+      <w:pPr>
+        <w:ind w:left="720" w:hanging="360"/>
+      </w:pPr>
+      <w:rPr>
+        <w:rFonts w:ascii="Times New Roman" w:eastAsiaTheme="minorHAnsi" w:hAnsi="Times New Roman" w:cs="Times New Roman" w:hint="default"/>
+      </w:rPr>
+    </w:lvl>
+    <w:lvl w:ilvl="1" w:tplc="042A0003">
+      <w:start w:val="1"/>
+      <w:numFmt w:val="bullet"/>
+      <w:lvlText w:val="o"/>
+      <w:lvlJc w:val="left"/>
+      <w:pPr>
+        <w:ind w:left="1440" w:hanging="360"/>
+      </w:pPr>
+      <w:rPr>
+        <w:rFonts w:ascii="Courier New" w:hAnsi="Courier New" w:cs="Courier New" w:hint="default"/>
+      </w:rPr>
+    </w:lvl>
+    <w:lvl w:ilvl="2" w:tplc="042A0005" w:tentative="1">
+      <w:start w:val="1"/>
+      <w:numFmt w:val="bullet"/>
+      <w:lvlText w:val=""/>
+      <w:lvlJc w:val="left"/>
+      <w:pPr>
+        <w:ind w:left="2160" w:hanging="360"/>
+      </w:pPr>
+      <w:rPr>
+        <w:rFonts w:ascii="Wingdings" w:hAnsi="Wingdings" w:hint="default"/>
+      </w:rPr>
+    </w:lvl>
+    <w:lvl w:ilvl="3" w:tplc="042A0001" w:tentative="1">
+      <w:start w:val="1"/>
+      <w:numFmt w:val="bullet"/>
+      <w:lvlText w:val=""/>
+      <w:lvlJc w:val="left"/>
+      <w:pPr>
+        <w:ind w:left="2880" w:hanging="360"/>
+      </w:pPr>
+      <w:rPr>
+        <w:rFonts w:ascii="Symbol" w:hAnsi="Symbol" w:hint="default"/>
+      </w:rPr>
+    </w:lvl>
+    <w:lvl w:ilvl="4" w:tplc="042A0003" w:tentative="1">
+      <w:start w:val="1"/>
+      <w:numFmt w:val="bullet"/>
+      <w:lvlText w:val="o"/>
+      <w:lvlJc w:val="left"/>
+      <w:pPr>
+        <w:ind w:left="3600" w:hanging="360"/>
+      </w:pPr>
+      <w:rPr>
+        <w:rFonts w:ascii="Courier New" w:hAnsi="Courier New" w:cs="Courier New" w:hint="default"/>
+      </w:rPr>
+    </w:lvl>
+    <w:lvl w:ilvl="5" w:tplc="042A0005" w:tentative="1">
+      <w:start w:val="1"/>
+      <w:numFmt w:val="bullet"/>
+      <w:lvlText w:val=""/>
+      <w:lvlJc w:val="left"/>
+      <w:pPr>
+        <w:ind w:left="4320" w:hanging="360"/>
+      </w:pPr>
+      <w:rPr>
+        <w:rFonts w:ascii="Wingdings" w:hAnsi="Wingdings" w:hint="default"/>
+      </w:rPr>
+    </w:lvl>
+    <w:lvl w:ilvl="6" w:tplc="042A0001" w:tentative="1">
+      <w:start w:val="1"/>
+      <w:numFmt w:val="bullet"/>
+      <w:lvlText w:val=""/>
+      <w:lvlJc w:val="left"/>
+      <w:pPr>
+        <w:ind w:left="5040" w:hanging="360"/>
+      </w:pPr>
+      <w:rPr>
+        <w:rFonts w:ascii="Symbol" w:hAnsi="Symbol" w:hint="default"/>
+      </w:rPr>
+    </w:lvl>
+    <w:lvl w:ilvl="7" w:tplc="042A0003" w:tentative="1">
+      <w:start w:val="1"/>
+      <w:numFmt w:val="bullet"/>
+      <w:lvlText w:val="o"/>
+      <w:lvlJc w:val="left"/>
+      <w:pPr>
+        <w:ind w:left="5760" w:hanging="360"/>
+      </w:pPr>
+      <w:rPr>
+        <w:rFonts w:ascii="Courier New" w:hAnsi="Courier New" w:cs="Courier New" w:hint="default"/>
+      </w:rPr>
+    </w:lvl>
+    <w:lvl w:ilvl="8" w:tplc="042A0005" w:tentative="1">
+      <w:start w:val="1"/>
+      <w:numFmt w:val="bullet"/>
+      <w:lvlText w:val=""/>
+      <w:lvlJc w:val="left"/>
+      <w:pPr>
+        <w:ind w:left="6480" w:hanging="360"/>
+      </w:pPr>
+      <w:rPr>
+        <w:rFonts w:ascii="Wingdings" w:hAnsi="Wingdings" w:hint="default"/>
+      </w:rPr>
+    </w:lvl>
+  </w:abstractNum>
+  <w:abstractNum w:abstractNumId="1" w15:restartNumberingAfterBreak="0">
     <w:nsid w:val="4DDD5A6D"/>
     <w:multiLevelType w:val="hybridMultilevel"/>
     <w:tmpl w:val="B3403EA2"/>
@@ -1540,7 +1691,7 @@
       </w:rPr>
     </w:lvl>
   </w:abstractNum>
-  <w:abstractNum w:abstractNumId="1" w15:restartNumberingAfterBreak="0">
+  <w:abstractNum w:abstractNumId="2" w15:restartNumberingAfterBreak="0">
     <w:nsid w:val="54DA6DE4"/>
     <w:multiLevelType w:val="multilevel"/>
     <w:tmpl w:val="2DB03322"/>
@@ -1689,7 +1840,7 @@
       </w:rPr>
     </w:lvl>
   </w:abstractNum>
-  <w:abstractNum w:abstractNumId="2" w15:restartNumberingAfterBreak="0">
+  <w:abstractNum w:abstractNumId="3" w15:restartNumberingAfterBreak="0">
     <w:nsid w:val="5F871742"/>
     <w:multiLevelType w:val="multilevel"/>
     <w:tmpl w:val="043EF9F4"/>
@@ -1838,7 +1989,7 @@
       </w:rPr>
     </w:lvl>
   </w:abstractNum>
-  <w:abstractNum w:abstractNumId="3" w15:restartNumberingAfterBreak="0">
+  <w:abstractNum w:abstractNumId="4" w15:restartNumberingAfterBreak="0">
     <w:nsid w:val="6C3E4565"/>
     <w:multiLevelType w:val="multilevel"/>
     <w:tmpl w:val="FDE4C22A"/>
@@ -1988,15 +2139,18 @@
     </w:lvl>
   </w:abstractNum>
   <w:num w:numId="1" w16cid:durableId="1306854611">
+    <w:abstractNumId w:val="3"/>
+  </w:num>
+  <w:num w:numId="2" w16cid:durableId="204099351">
     <w:abstractNumId w:val="2"/>
   </w:num>
-  <w:num w:numId="2" w16cid:durableId="204099351">
+  <w:num w:numId="3" w16cid:durableId="685600876">
+    <w:abstractNumId w:val="4"/>
+  </w:num>
+  <w:num w:numId="4" w16cid:durableId="724912937">
     <w:abstractNumId w:val="1"/>
   </w:num>
-  <w:num w:numId="3" w16cid:durableId="685600876">
-    <w:abstractNumId w:val="3"/>
-  </w:num>
-  <w:num w:numId="4" w16cid:durableId="724912937">
+  <w:num w:numId="5" w16cid:durableId="870994643">
     <w:abstractNumId w:val="0"/>
   </w:num>
 </w:numbering>
